--- a/dist/HO_SO_NOP/02_TOM_TAT/TOM_TAT_LUAN_AN_vi.docx
+++ b/dist/HO_SO_NOP/02_TOM_TAT/TOM_TAT_LUAN_AN_vi.docx
@@ -2,16 +2,606 @@
 <file path=word/document.xml><?xml version="1.0" encoding="utf-8"?>
 <w:document xmlns:w="http://schemas.openxmlformats.org/wordprocessingml/2006/main" xmlns:m="http://schemas.openxmlformats.org/officeDocument/2006/math" xmlns:r="http://schemas.openxmlformats.org/officeDocument/2006/relationships" xmlns:o="urn:schemas-microsoft-com:office:office" xmlns:v="urn:schemas-microsoft-com:vml" xmlns:w10="urn:schemas-microsoft-com:office:word" xmlns:a="http://schemas.openxmlformats.org/drawingml/2006/main" xmlns:pic="http://schemas.openxmlformats.org/drawingml/2006/picture" xmlns:wp="http://schemas.openxmlformats.org/drawingml/2006/wordprocessingDrawing">
   <w:body>
-    <w:bookmarkStart w:id="25" w:name="mở-đầu"/>
+    <w:p>
+      <w:pPr>
+        <w:pStyle w:val="Title"/>
+      </w:pPr>
+      <w:r>
+        <w:t xml:space="preserve">BỘ GIÁO DỤC VÀ ĐÀO TẠO</w:t>
+      </w:r>
+    </w:p>
+    <w:p>
+      <w:pPr>
+        <w:pStyle w:val="Title"/>
+      </w:pPr>
+      <w:r>
+        <w:t xml:space="preserve">TRƯỜNG ĐẠI HỌC CẦN THƠ</w:t>
+      </w:r>
+    </w:p>
+    <w:p>
+      <w:pPr>
+        <w:pStyle w:val="BodyText"/>
+      </w:pPr>
+      <w:r>
+        <w:t xml:space="preserve"> </w:t>
+      </w:r>
+    </w:p>
+    <w:p>
+      <w:pPr>
+        <w:pStyle w:val="Title"/>
+      </w:pPr>
+      <w:r>
+        <w:rPr>
+          <w:bCs/>
+          <w:b/>
+        </w:rPr>
+        <w:t xml:space="preserve">ĐỖ THÙY HƯƠNG</w:t>
+      </w:r>
+    </w:p>
+    <w:p>
+      <w:pPr>
+        <w:pStyle w:val="BodyText"/>
+      </w:pPr>
+      <w:r>
+        <w:t xml:space="preserve"> </w:t>
+      </w:r>
+    </w:p>
+    <w:p>
+      <w:pPr>
+        <w:pStyle w:val="Title"/>
+      </w:pPr>
+      <w:r>
+        <w:rPr>
+          <w:bCs/>
+          <w:b/>
+        </w:rPr>
+        <w:t xml:space="preserve">QUỐC TẾ HÓA VÀ HIỆU QUẢ HOẠT ĐỘNG KINH DOANH CỦA CÁC DOANH NGHIỆP Ở CHÂU Á</w:t>
+      </w:r>
+    </w:p>
+    <w:p>
+      <w:pPr>
+        <w:pStyle w:val="BodyText"/>
+      </w:pPr>
+      <w:r>
+        <w:t xml:space="preserve"> </w:t>
+      </w:r>
+    </w:p>
+    <w:p>
+      <w:pPr>
+        <w:pStyle w:val="Title"/>
+      </w:pPr>
+      <w:r>
+        <w:rPr>
+          <w:bCs/>
+          <w:b/>
+        </w:rPr>
+        <w:t xml:space="preserve">TÓM TẮT LUẬN ÁN TIẾN SĨ</w:t>
+      </w:r>
+    </w:p>
+    <w:p>
+      <w:pPr>
+        <w:pStyle w:val="Title"/>
+      </w:pPr>
+      <w:r>
+        <w:t xml:space="preserve">NGÀNH QUẢN TRỊ KINH DOANH</w:t>
+      </w:r>
+    </w:p>
+    <w:p>
+      <w:pPr>
+        <w:pStyle w:val="Title"/>
+      </w:pPr>
+      <w:r>
+        <w:t xml:space="preserve">MÃ SỐ: 9340101</w:t>
+      </w:r>
+    </w:p>
+    <w:p>
+      <w:pPr>
+        <w:pStyle w:val="BodyText"/>
+      </w:pPr>
+      <w:r>
+        <w:t xml:space="preserve"> </w:t>
+      </w:r>
+    </w:p>
+    <w:p>
+      <w:pPr>
+        <w:pStyle w:val="Title"/>
+      </w:pPr>
+      <w:r>
+        <w:t xml:space="preserve">NĂM 2026</w:t>
+      </w:r>
+    </w:p>
+    <w:p>
+      <w:r>
+        <w:br w:type="page"/>
+      </w:r>
+    </w:p>
+    <w:p>
+      <w:pPr>
+        <w:pStyle w:val="Title"/>
+      </w:pPr>
+      <w:r>
+        <w:t xml:space="preserve">CÔNG TRÌNH ĐƯỢC HOÀN THÀNH TẠI</w:t>
+      </w:r>
+    </w:p>
+    <w:p>
+      <w:pPr>
+        <w:pStyle w:val="Title"/>
+      </w:pPr>
+      <w:r>
+        <w:t xml:space="preserve">TRƯỜNG ĐẠI HỌC CẦN THƠ</w:t>
+      </w:r>
+    </w:p>
+    <w:p>
+      <w:pPr>
+        <w:pStyle w:val="BodyText"/>
+      </w:pPr>
+      <w:r>
+        <w:t xml:space="preserve"> </w:t>
+      </w:r>
+    </w:p>
+    <w:p>
+      <w:pPr>
+        <w:pStyle w:val="BodyText"/>
+      </w:pPr>
+      <w:r>
+        <w:t xml:space="preserve">Người hướng dẫn khoa học: PGS.TS. Phan Anh Tú</w:t>
+      </w:r>
+    </w:p>
+    <w:p>
+      <w:pPr>
+        <w:pStyle w:val="BodyText"/>
+      </w:pPr>
+      <w:r>
+        <w:t xml:space="preserve"> </w:t>
+      </w:r>
+    </w:p>
+    <w:p>
+      <w:pPr>
+        <w:pStyle w:val="BodyText"/>
+      </w:pPr>
+      <w:r>
+        <w:t xml:space="preserve">Luận án được bảo vệ trước Hội đồng đánh giá luận án tiến sĩ cấp Trường.</w:t>
+      </w:r>
+    </w:p>
+    <w:p>
+      <w:pPr>
+        <w:pStyle w:val="BodyText"/>
+      </w:pPr>
+      <w:r>
+        <w:t xml:space="preserve">Họp tại: …………, Trường Đại học Cần Thơ.</w:t>
+      </w:r>
+    </w:p>
+    <w:p>
+      <w:pPr>
+        <w:pStyle w:val="BodyText"/>
+      </w:pPr>
+      <w:r>
+        <w:t xml:space="preserve">Vào lúc … giờ … ngày … tháng … năm ……</w:t>
+      </w:r>
+    </w:p>
+    <w:p>
+      <w:pPr>
+        <w:pStyle w:val="BodyText"/>
+      </w:pPr>
+      <w:r>
+        <w:t xml:space="preserve"> </w:t>
+      </w:r>
+    </w:p>
+    <w:p>
+      <w:pPr>
+        <w:pStyle w:val="BodyText"/>
+      </w:pPr>
+      <w:r>
+        <w:t xml:space="preserve">Phản biện 1: ……………………………………</w:t>
+      </w:r>
+    </w:p>
+    <w:p>
+      <w:pPr>
+        <w:pStyle w:val="BodyText"/>
+      </w:pPr>
+      <w:r>
+        <w:t xml:space="preserve">Phản biện 2: ……………………………………</w:t>
+      </w:r>
+    </w:p>
+    <w:p>
+      <w:pPr>
+        <w:pStyle w:val="BodyText"/>
+      </w:pPr>
+      <w:r>
+        <w:t xml:space="preserve">Phản biện 3: ……………………………………</w:t>
+      </w:r>
+    </w:p>
+    <w:p>
+      <w:pPr>
+        <w:pStyle w:val="BodyText"/>
+      </w:pPr>
+      <w:r>
+        <w:t xml:space="preserve"> </w:t>
+      </w:r>
+    </w:p>
+    <w:p>
+      <w:pPr>
+        <w:pStyle w:val="BodyText"/>
+      </w:pPr>
+      <w:r>
+        <w:t xml:space="preserve">Có thể tìm hiểu luận án tại:</w:t>
+      </w:r>
+    </w:p>
+    <w:p>
+      <w:pPr>
+        <w:numPr>
+          <w:ilvl w:val="0"/>
+          <w:numId w:val="1001"/>
+        </w:numPr>
+        <w:pStyle w:val="Compact"/>
+      </w:pPr>
+      <w:r>
+        <w:t xml:space="preserve">Thư viện Trường Đại học Cần Thơ</w:t>
+      </w:r>
+    </w:p>
+    <w:p>
+      <w:pPr>
+        <w:numPr>
+          <w:ilvl w:val="0"/>
+          <w:numId w:val="1001"/>
+        </w:numPr>
+        <w:pStyle w:val="Compact"/>
+      </w:pPr>
+      <w:r>
+        <w:t xml:space="preserve">Thư viện Quốc gia Việt Nam</w:t>
+      </w:r>
+    </w:p>
+    <w:p>
+      <w:pPr>
+        <w:pStyle w:val="FirstParagraph"/>
+      </w:pPr>
+      <w:r>
+        <w:rPr>
+          <w:iCs/>
+          <w:i/>
+        </w:rPr>
+        <w:t xml:space="preserve">[Xác nhận đã xem lại quyển tóm tắt của Chủ tịch Hội đồng là bắt buộc sau buổi bảo vệ cấp Trường — theo Phụ lục 4b.]</w:t>
+      </w:r>
+    </w:p>
+    <w:p>
+      <w:r>
+        <w:br w:type="page"/>
+      </w:r>
+    </w:p>
+    <w:bookmarkStart w:id="20" w:name="X1f2c43c2c52d2e776a471df8608897c1492dd51"/>
     <w:p>
       <w:pPr>
         <w:pStyle w:val="Heading1"/>
       </w:pPr>
       <w:r>
+        <w:t xml:space="preserve">DANH MỤC CÁC CÔNG TRÌNH ĐÃ CÔNG BỐ CỦA TÁC GIẢ</w:t>
+      </w:r>
+    </w:p>
+    <w:p>
+      <w:pPr>
+        <w:pStyle w:val="FirstParagraph"/>
+      </w:pPr>
+      <w:r>
+        <w:t xml:space="preserve">Hệ thống mười (10) công trình của nghiên cứu sinh gắn với nội dung luận án.</w:t>
+      </w:r>
+    </w:p>
+    <w:p>
+      <w:pPr>
+        <w:pStyle w:val="BodyText"/>
+      </w:pPr>
+      <w:r>
+        <w:rPr>
+          <w:bCs/>
+          <w:b/>
+        </w:rPr>
+        <w:t xml:space="preserve">A. Đã xuất bản / được chấp nhận</w:t>
+      </w:r>
+    </w:p>
+    <w:p>
+      <w:pPr>
+        <w:numPr>
+          <w:ilvl w:val="0"/>
+          <w:numId w:val="1002"/>
+        </w:numPr>
+      </w:pPr>
+      <w:r>
+        <w:t xml:space="preserve">Đỗ Thùy Hương, &amp; Phan Anh Tú. (2026).</w:t>
+      </w:r>
+      <w:r>
+        <w:t xml:space="preserve"> </w:t>
+      </w:r>
+      <w:r>
+        <w:rPr>
+          <w:iCs/>
+          <w:i/>
+        </w:rPr>
+        <w:t xml:space="preserve">Tổng quan hiệu quả hoạt động kinh doanh của doanh nghiệp tại các nền kinh tế châu Á mới nổi</w:t>
+      </w:r>
+      <w:r>
+        <w:t xml:space="preserve"> </w:t>
+      </w:r>
+      <w:r>
+        <w:t xml:space="preserve">[P1]. Tạp chí Kinh tế và Tài chính Việt Nam. (02/2026)</w:t>
+      </w:r>
+    </w:p>
+    <w:p>
+      <w:pPr>
+        <w:numPr>
+          <w:ilvl w:val="0"/>
+          <w:numId w:val="1002"/>
+        </w:numPr>
+      </w:pPr>
+      <w:r>
+        <w:t xml:space="preserve">Đỗ Thùy Hương, &amp; Phan Anh Tú. (2026). Unveiling the impact of Chinese manufacturing SMEs’ internationalization on performance [P2].</w:t>
+      </w:r>
+      <w:r>
+        <w:t xml:space="preserve"> </w:t>
+      </w:r>
+      <w:r>
+        <w:rPr>
+          <w:iCs/>
+          <w:i/>
+        </w:rPr>
+        <w:t xml:space="preserve">Journal of Finance and Accounting Research</w:t>
+      </w:r>
+      <w:r>
+        <w:t xml:space="preserve">,</w:t>
+      </w:r>
+      <w:r>
+        <w:t xml:space="preserve"> </w:t>
+      </w:r>
+      <w:r>
+        <w:rPr>
+          <w:iCs/>
+          <w:i/>
+        </w:rPr>
+        <w:t xml:space="preserve">2</w:t>
+      </w:r>
+      <w:r>
+        <w:t xml:space="preserve">(39). (04/2026)</w:t>
+      </w:r>
+    </w:p>
+    <w:p>
+      <w:pPr>
+        <w:numPr>
+          <w:ilvl w:val="0"/>
+          <w:numId w:val="1002"/>
+        </w:numPr>
+      </w:pPr>
+      <w:r>
+        <w:t xml:space="preserve">Đỗ Thùy Hương, &amp; Phan Anh Tú. (2025).</w:t>
+      </w:r>
+      <w:r>
+        <w:t xml:space="preserve"> </w:t>
+      </w:r>
+      <w:r>
+        <w:rPr>
+          <w:iCs/>
+          <w:i/>
+        </w:rPr>
+        <w:t xml:space="preserve">Internationalization and firm performance of firms</w:t>
+      </w:r>
+      <w:r>
+        <w:t xml:space="preserve"> </w:t>
+      </w:r>
+      <w:r>
+        <w:t xml:space="preserve">[Chương sách]. IntechOpen, United Kingdom.</w:t>
+      </w:r>
+    </w:p>
+    <w:p>
+      <w:pPr>
+        <w:numPr>
+          <w:ilvl w:val="0"/>
+          <w:numId w:val="1002"/>
+        </w:numPr>
+      </w:pPr>
+      <w:r>
+        <w:t xml:space="preserve">Đỗ Thùy Hương, &amp; Phan Anh Tú. (2024).</w:t>
+      </w:r>
+      <w:r>
+        <w:t xml:space="preserve"> </w:t>
+      </w:r>
+      <w:r>
+        <w:rPr>
+          <w:iCs/>
+          <w:i/>
+        </w:rPr>
+        <w:t xml:space="preserve">Internationalization and firm performance: A meta-analysis review</w:t>
+      </w:r>
+      <w:r>
+        <w:t xml:space="preserve">. Hội thảo khoa học kinh tế (Công văn số 7857/BGDĐT).</w:t>
+      </w:r>
+    </w:p>
+    <w:p>
+      <w:pPr>
+        <w:pStyle w:val="FirstParagraph"/>
+      </w:pPr>
+      <w:r>
+        <w:rPr>
+          <w:bCs/>
+          <w:b/>
+        </w:rPr>
+        <w:t xml:space="preserve">B. Đang nộp / phản biện</w:t>
+      </w:r>
+    </w:p>
+    <w:p>
+      <w:pPr>
+        <w:numPr>
+          <w:ilvl w:val="0"/>
+          <w:numId w:val="1003"/>
+        </w:numPr>
+      </w:pPr>
+      <w:r>
+        <w:t xml:space="preserve">Đỗ Thùy Hương, &amp; Phan Anh Tú.</w:t>
+      </w:r>
+      <w:r>
+        <w:t xml:space="preserve"> </w:t>
+      </w:r>
+      <w:r>
+        <w:rPr>
+          <w:iCs/>
+          <w:i/>
+        </w:rPr>
+        <w:t xml:space="preserve">Revisiting the internationalization–performance relationship in Vietnam</w:t>
+      </w:r>
+      <w:r>
+        <w:t xml:space="preserve"> </w:t>
+      </w:r>
+      <w:r>
+        <w:t xml:space="preserve">[P3]. (Journal of Asia Business Studies)</w:t>
+      </w:r>
+    </w:p>
+    <w:p>
+      <w:pPr>
+        <w:numPr>
+          <w:ilvl w:val="0"/>
+          <w:numId w:val="1003"/>
+        </w:numPr>
+      </w:pPr>
+      <w:r>
+        <w:t xml:space="preserve">Đỗ Thùy Hương, &amp; Phan Anh Tú.</w:t>
+      </w:r>
+      <w:r>
+        <w:t xml:space="preserve"> </w:t>
+      </w:r>
+      <w:r>
+        <w:rPr>
+          <w:iCs/>
+          <w:i/>
+        </w:rPr>
+        <w:t xml:space="preserve">Internationalization, digital adoption, and firm performance in Singapore</w:t>
+      </w:r>
+      <w:r>
+        <w:t xml:space="preserve"> </w:t>
+      </w:r>
+      <w:r>
+        <w:t xml:space="preserve">[P4]. (Management International Review)</w:t>
+      </w:r>
+    </w:p>
+    <w:p>
+      <w:pPr>
+        <w:numPr>
+          <w:ilvl w:val="0"/>
+          <w:numId w:val="1003"/>
+        </w:numPr>
+      </w:pPr>
+      <w:r>
+        <w:t xml:space="preserve">Đỗ Thùy Hương, &amp; Phan Anh Tú.</w:t>
+      </w:r>
+      <w:r>
+        <w:t xml:space="preserve"> </w:t>
+      </w:r>
+      <w:r>
+        <w:rPr>
+          <w:iCs/>
+          <w:i/>
+        </w:rPr>
+        <w:t xml:space="preserve">The internationalization–performance relationship across two WBES waves in China</w:t>
+      </w:r>
+      <w:r>
+        <w:t xml:space="preserve"> </w:t>
+      </w:r>
+      <w:r>
+        <w:t xml:space="preserve">[P5]. (International Journal of Emerging Markets)</w:t>
+      </w:r>
+    </w:p>
+    <w:p>
+      <w:pPr>
+        <w:numPr>
+          <w:ilvl w:val="0"/>
+          <w:numId w:val="1003"/>
+        </w:numPr>
+      </w:pPr>
+      <w:r>
+        <w:t xml:space="preserve">Đỗ Thùy Hương, &amp; Phan Anh Tú.</w:t>
+      </w:r>
+      <w:r>
+        <w:t xml:space="preserve"> </w:t>
+      </w:r>
+      <w:r>
+        <w:rPr>
+          <w:iCs/>
+          <w:i/>
+        </w:rPr>
+        <w:t xml:space="preserve">Institutional context, digital adoption, and the I–P relationship: A three-level meta-analysis</w:t>
+      </w:r>
+      <w:r>
+        <w:t xml:space="preserve"> </w:t>
+      </w:r>
+      <w:r>
+        <w:t xml:space="preserve">[P6]. (Management Review Quarterly)</w:t>
+      </w:r>
+    </w:p>
+    <w:p>
+      <w:pPr>
+        <w:numPr>
+          <w:ilvl w:val="0"/>
+          <w:numId w:val="1003"/>
+        </w:numPr>
+      </w:pPr>
+      <w:r>
+        <w:t xml:space="preserve">Đỗ Thùy Hương, &amp; Phan Anh Tú.</w:t>
+      </w:r>
+      <w:r>
+        <w:t xml:space="preserve"> </w:t>
+      </w:r>
+      <w:r>
+        <w:rPr>
+          <w:iCs/>
+          <w:i/>
+        </w:rPr>
+        <w:t xml:space="preserve">Where internationalization pays: … across 45 economies</w:t>
+      </w:r>
+      <w:r>
+        <w:t xml:space="preserve"> </w:t>
+      </w:r>
+      <w:r>
+        <w:t xml:space="preserve">[P7]. (Journal of International Business Studies)</w:t>
+      </w:r>
+    </w:p>
+    <w:p>
+      <w:pPr>
+        <w:numPr>
+          <w:ilvl w:val="0"/>
+          <w:numId w:val="1003"/>
+        </w:numPr>
+      </w:pPr>
+      <w:r>
+        <w:t xml:space="preserve">Đỗ Thùy Hương, &amp; Phan Anh Tú.</w:t>
+      </w:r>
+      <w:r>
+        <w:t xml:space="preserve"> </w:t>
+      </w:r>
+      <w:r>
+        <w:rPr>
+          <w:iCs/>
+          <w:i/>
+        </w:rPr>
+        <w:t xml:space="preserve">Forced internationalization penalty: Pacific SIDS</w:t>
+      </w:r>
+      <w:r>
+        <w:t xml:space="preserve"> </w:t>
+      </w:r>
+      <w:r>
+        <w:t xml:space="preserve">[P8]. (World Development)</w:t>
+      </w:r>
+    </w:p>
+    <w:p>
+      <w:r>
+        <w:br w:type="page"/>
+      </w:r>
+    </w:p>
+    <w:bookmarkEnd w:id="20"/>
+    <w:bookmarkStart w:id="26" w:name="mở-đầu"/>
+    <w:p>
+      <w:pPr>
+        <w:pStyle w:val="Heading1"/>
+      </w:pPr>
+      <w:r>
         <w:t xml:space="preserve">MỞ ĐẦU</w:t>
       </w:r>
     </w:p>
-    <w:bookmarkStart w:id="20" w:name="tính-cấp-thiết-của-nghiên-cứu"/>
+    <w:bookmarkStart w:id="21" w:name="tính-cấp-thiết-của-nghiên-cứu"/>
     <w:p>
       <w:pPr>
         <w:pStyle w:val="Heading2"/>
@@ -33,7 +623,7 @@
         <w:pStyle w:val="BodyText"/>
       </w:pPr>
       <w:r>
-        <w:t xml:space="preserve">Sự cấp thiết của vấn đề trước hết bộc lộ ở mức độ không đồng nhất (heterogeneity) cao và dai dẳng trong bằng chứng. Mặc dù đã có hàng trăm nghiên cứu thực nghiệm, các phân tích tổng hợp (meta-analysis) về quan hệ I-P liên tục cho thấy một bức tranh giống nhau: tác động tổng hợp là dương nhưng nhỏ, trong khi mức dị biệt giữa các nghiên cứu lại rất cao (Bausch &amp; Krist, 2007; Kirca et al., 2012; Marano et al., 2016; Wu et al., 2022). Phân tích tổng hợp ba tầng của chính luận án trên 238 nghiên cứu xác nhận lại quy luật thực nghiệm này: hệ số tương quan tổng hợp chỉ vào khoảng r = 0,074, trong khi mức dị biệt còn lại sau khi đã tính tới sai số lấy mẫu vẫn ở mức I² = 62,4%. Mức dị biệt cao như vậy không phải là dấu hiệu của sai sót phương pháp; trái lại, nó cho thấy quan hệ I-P phụ thuộc sâu sắc vào điều kiện bối cảnh. Bản thân sự tồn tại song song của năm dạng hàm quan hệ khác nhau, từ tuyến tính, chữ U ngược, đường cong chữ S, đường cong chữ M, đến gánh nặng bắt buộc, là dữ kiện cần được giải thích chứ không phải mâu thuẫn cần loại bỏ (Contractor, 2012; Hitt et al., 1997; Lu &amp; Beamish, 2004). Khi cùng một mức cường độ xuất khẩu có thể trở thành lợi thế ở bối cảnh này nhưng lại là gánh nặng ở bối cảnh khác, thì câu hỏi nghiên cứu đáng giá không còn là</w:t>
+        <w:t xml:space="preserve">Sự cấp thiết của vấn đề trước hết bộc lộ ở mức độ không đồng nhất (heterogeneity) cao và dai dẳng trong bằng chứng. Mặc dù đã có hàng trăm nghiên cứu thực nghiệm, các phân tích tổng hợp (meta-analysis) về quan hệ I-P liên tục cho thấy một bức tranh giống nhau: tác động tổng hợp là dương nhưng nhỏ, trong khi mức dị biệt giữa các nghiên cứu lại rất cao (Bausch &amp; Krist, 2007; Kirca et al., 2012; Marano et al., 2016; Wu et al., 2022). Phân tích tổng hợp ba tầng của chính luận án trên 238 nghiên cứu xác nhận lại quy luật thực nghiệm này: hệ số tương quan tổng hợp chỉ vào khoảng r = 0,074, trong khi mức dị biệt còn lại sau khi đã tính tới sai số lấy mẫu vẫn ở mức I² = 87,8%. Mức dị biệt cao như vậy không phải là dấu hiệu của sai sót phương pháp; trái lại, nó cho thấy quan hệ I-P phụ thuộc sâu sắc vào điều kiện bối cảnh. Bản thân sự tồn tại song song của năm dạng hàm quan hệ khác nhau, từ tuyến tính, chữ U ngược, đường cong chữ S, đường cong chữ M, đến gánh nặng bắt buộc, là dữ kiện cần được giải thích chứ không phải mâu thuẫn cần loại bỏ (Contractor, 2012; Hitt et al., 1997; Lu &amp; Beamish, 2004). Khi cùng một mức cường độ xuất khẩu có thể trở thành lợi thế ở bối cảnh này nhưng lại là gánh nặng ở bối cảnh khác, thì câu hỏi nghiên cứu đáng giá không còn là</w:t>
       </w:r>
       <w:r>
         <w:t xml:space="preserve"> </w:t>
@@ -119,8 +709,8 @@
         <w:t xml:space="preserve">Từ những lập luận trên, luận án xác định một vấn đề nghiên cứu có tính cấp thiết kép. Về mặt khoa học, tài liệu I-P vẫn thiếu một khung lý thuyết tích hợp đủ sức giải thích mức dị biệt cao, đặc biệt cho khu vực châu Á và Thái Bình Dương, nơi bằng chứng liên quốc gia quy mô lớn còn rất hạn chế và nơi sự phân biệt giữa năng lực công nghệ với mức độ chấp nhận số chưa được xử lý một cách hệ thống. Về mặt thực tiễn, doanh nghiệp và nhà hoạch định chính sách ở châu Á đang cần một căn cứ rõ ràng hơn về việc quốc tế hóa đến mức nào thì còn có lợi, và điều kiện thể chế cùng năng lực số nào quyết định ngưỡng đó. Luận án được thực hiện nhằm lấp đầy khoảng trống này.</w:t>
       </w:r>
     </w:p>
-    <w:bookmarkEnd w:id="20"/>
-    <w:bookmarkStart w:id="21" w:name="mục-tiêu-nghiên-cứu"/>
+    <w:bookmarkEnd w:id="21"/>
+    <w:bookmarkStart w:id="22" w:name="mục-tiêu-nghiên-cứu"/>
     <w:p>
       <w:pPr>
         <w:pStyle w:val="Heading2"/>
@@ -137,8 +727,8 @@
         <w:t xml:space="preserve">Mục tiêu chung của luận án là xây dựng và kiểm định một khung giải thích đa tầng cho mối quan hệ giữa quốc tế hóa và hiệu quả hoạt động kinh doanh của doanh nghiệp tại các nền kinh tế châu Á và khu vực lân cận, trong đó làm rõ vai trò điều tiết trọng tâm (focal moderating effect) của thể chế và năng lực số đối với mối quan hệ này, đồng thời kiểm soát đặc điểm nhà quản trị như khối kiểm soát quản trị nội sinh. Từ mục tiêu chung đó, luận án triển khai bốn mục tiêu cụ thể: tổng hợp và cập nhật bằng chứng phân tích tổng hợp về quan hệ I-P giai đoạn 1982-2026; kiểm định cơ chế cụ thể của quan hệ I-P trong các bối cảnh quốc gia khác nhau gồm Singapore, Việt Nam và Trung Quốc; mở rộng phân tích sang phạm vi đa quốc gia gồm 45 nền kinh tế châu Á và Thái Bình Dương, trong đó có nhóm các quốc đảo nhỏ Thái Bình Dương; và phân tích vai trò điều tiết trọng tâm của hai nhóm nhân tố là thể chế (đo bằng các nhóm con ICRV) và năng lực số (phân biệt rõ Chỉ số năng lực công nghệ — Technological Capability Index — TCI với Chỉ số chấp nhận số — Digital Adoption Index — DAI), với đặc điểm nhà quản trị cấp cao được đưa vào như biến kiểm soát quản trị nội sinh.</w:t>
       </w:r>
     </w:p>
-    <w:bookmarkEnd w:id="21"/>
-    <w:bookmarkStart w:id="22" w:name="câu-hỏi-nghiên-cứu"/>
+    <w:bookmarkEnd w:id="22"/>
+    <w:bookmarkStart w:id="23" w:name="câu-hỏi-nghiên-cứu"/>
     <w:p>
       <w:pPr>
         <w:pStyle w:val="Heading2"/>
@@ -155,8 +745,8 @@
         <w:t xml:space="preserve">Câu hỏi nghiên cứu trung tâm của luận án được phát biểu như sau: quốc tế hóa ảnh hưởng đến hiệu quả hoạt động kinh doanh của doanh nghiệp ở châu Á như thế nào, và những điều kiện trọng tâm nào về thể chế và năng lực số, sau khi đã kiểm soát đặc điểm nhà quản trị, giải thích mức độ dị biệt cao trong mối quan hệ đó? Từ câu hỏi trung tâm này, luận án đặt ra bốn câu hỏi nghiên cứu cụ thể tương ứng với bốn mục tiêu: tác động tổng hợp và các biến điều tiết giải thích dị biệt giai đoạn 1982-2026 là gì; quan hệ I-P vận hành theo cơ chế đặc thù nào ở Singapore, Việt Nam và Trung Quốc, và cấu trúc phi tuyến đó có ổn định theo thời gian hay không; vai trò điều tiết của DAI và TCI có khái quát hóa được trên 45 nền kinh tế hay không, và hai cấu trúc này có thực sự vận hành theo cơ chế khác nhau hay không; và sau cùng, thể chế và sự phân biệt năng lực công nghệ với chấp nhận số tương tác trọng tâm như thế nào trong việc xác định điều kiện biên của mối quan hệ, sau khi đã kiểm soát đặc điểm nhà quản trị như khối kiểm soát quản trị nội sinh.</w:t>
       </w:r>
     </w:p>
-    <w:bookmarkEnd w:id="22"/>
-    <w:bookmarkStart w:id="23" w:name="đối-tượng-và-phạm-vi-nghiên-cứu"/>
+    <w:bookmarkEnd w:id="23"/>
+    <w:bookmarkStart w:id="24" w:name="đối-tượng-và-phạm-vi-nghiên-cứu"/>
     <w:p>
       <w:pPr>
         <w:pStyle w:val="Heading2"/>
@@ -199,8 +789,8 @@
         <w:t xml:space="preserve">phản ánh hai phạm vi mẫu khác nhau: phân tích mô tả bao phủ 47 nền kinh tế với 101.185 doanh nghiệp, còn mô hình hồi quy đa quốc gia bao phủ 45 nền kinh tế. Phạm vi thời gian có hai mức: phân tích tổng hợp bao quát 1982-2026, còn phân tích thực nghiệm đa quốc gia sử dụng dữ liệu WBES giai đoạn 2009-2025, gồm 101.185 doanh nghiệp với 108 cặp quốc gia-năm trải qua 14 mốc khảo sát, được hòa hợp từ ba thế hệ lược đồ bảng hỏi (PICS3, chuẩn hóa, BREADY/BEE).</w:t>
       </w:r>
     </w:p>
-    <w:bookmarkEnd w:id="23"/>
-    <w:bookmarkStart w:id="24" w:name="những-đóng-góp-mới"/>
+    <w:bookmarkEnd w:id="24"/>
+    <w:bookmarkStart w:id="25" w:name="những-đóng-góp-mới"/>
     <w:p>
       <w:pPr>
         <w:pStyle w:val="Heading2"/>
@@ -232,9 +822,9 @@
         </w:pict>
       </w:r>
     </w:p>
-    <w:bookmarkEnd w:id="24"/>
     <w:bookmarkEnd w:id="25"/>
-    <w:bookmarkStart w:id="31" w:name="cơ-sở-lý-luận-và-phương-pháp-nghiên-cứu"/>
+    <w:bookmarkEnd w:id="26"/>
+    <w:bookmarkStart w:id="32" w:name="cơ-sở-lý-luận-và-phương-pháp-nghiên-cứu"/>
     <w:p>
       <w:pPr>
         <w:pStyle w:val="Heading1"/>
@@ -243,7 +833,7 @@
         <w:t xml:space="preserve">CƠ SỞ LÝ LUẬN VÀ PHƯƠNG PHÁP NGHIÊN CỨU</w:t>
       </w:r>
     </w:p>
-    <w:bookmarkStart w:id="26" w:name="các-khái-niệm-cốt-lõi"/>
+    <w:bookmarkStart w:id="27" w:name="các-khái-niệm-cốt-lõi"/>
     <w:p>
       <w:pPr>
         <w:pStyle w:val="Heading2"/>
@@ -312,8 +902,8 @@
         <w:t xml:space="preserve">Một trong những đóng góp khái niệm trọng tâm của luận án là phân biệt rạch ròi hai cấu trúc thường bị gộp lẫn. Năng lực công nghệ (TCI) chỉ chiều sâu của công nghệ được nhập vào tổ chức, phản ánh khả năng hấp thụ, khai thác và phát triển tri thức công nghệ tiên tiến, với các chỉ báo gồm chứng nhận chất lượng quốc tế, công nghệ được cấp phép từ đối tác nước ngoài, đổi mới sản phẩm và cường độ nghiên cứu và phát triển. Về bản chất lý thuyết, TCI gần với khái niệm năng lực hấp thụ (absorptive capacity) của Cohen và Levinthal (1990) và năng lực công nghệ của Lall (1992). Chỉ số chấp nhận số (DAI) vận hành theo logic khác hẳn: nó phản ánh mức độ áp dụng các công cụ số ở giao diện bên ngoài của doanh nghiệp, gồm trang web, thư điện tử, thanh toán điện tử và bán hàng trực tuyến, tương ứng với sự hiện diện số cơ bản (Tier-1). TCI hoạt động chủ yếu như một nhân tố nâng mặt bằng hiệu quả; còn DAI có xu hướng làm thay đổi độ dốc hoặc độ cong của đường quan hệ I-P tùy theo bối cảnh. Giữ vững sự phân biệt giữa TCI và DAI xuyên suốt luận án là điều kiện tiên quyết để bảo đảm tính thuần khiết của cấu trúc khái niệm.</w:t>
       </w:r>
     </w:p>
-    <w:bookmarkEnd w:id="26"/>
-    <w:bookmarkStart w:id="27" w:name="các-lý-thuyết-nền-và-khung-cdcm"/>
+    <w:bookmarkEnd w:id="27"/>
+    <w:bookmarkStart w:id="28" w:name="các-lý-thuyết-nền-và-khung-cdcm"/>
     <w:p>
       <w:pPr>
         <w:pStyle w:val="Heading2"/>
@@ -338,8 +928,8 @@
         <w:t xml:space="preserve">Trên cơ sở đó, luận án đề xuất khung CDCM (Context-Contingent Digital-and-Capability Model — Mô hình năng lực và chấp nhận số phụ thuộc bối cảnh), một khung lý thuyết tích hợp đa tầng kết hợp bốn thành phần: bối cảnh thể chế ở tầng vĩ mô, được vận hành hóa bằng ICRV; năng lực doanh nghiệp ở tầng tổ chức, với TCI và DAI tách riêng; đặc điểm nhà quản trị cấp cao ở tầng cá nhân; và lớp mở rộng năng lực số. Trong khung này, FSTS là biến độc lập chính và năng suất lao động là biến phụ thuộc.</w:t>
       </w:r>
     </w:p>
-    <w:bookmarkEnd w:id="27"/>
-    <w:bookmarkStart w:id="28" w:name="khung-phân-tích-icrv"/>
+    <w:bookmarkEnd w:id="28"/>
+    <w:bookmarkStart w:id="29" w:name="khung-phân-tích-icrv"/>
     <w:p>
       <w:pPr>
         <w:pStyle w:val="Heading2"/>
@@ -364,8 +954,8 @@
         <w:t xml:space="preserve">ICRV không chỉ là biến phân loại mà còn là một dải biến thiên thể chế liên tục, điều tiết quan hệ I-P qua hai kênh đan xen. Kênh thứ nhất là thay đổi độ cong (biên độ) của đường cong: ở môi trường thể chế yếu, chi phí giao dịch xuyên biên giới cao làm độ cong của hình chữ U ngược sâu hơn (hình phạt sau đỉnh gay gắt hơn), còn ở môi trường thể chế mạnh đường cong phẳng hơn, gần như tuyến tính; điểm uốn không dịch chuyển đơn điệu mà phân tán quanh mức ~40%. Kênh thứ hai là thay thế số cho thể chế (digital-for-institutional substitution): nơi khoảng trống thể chế ngự trị, công cụ số trở thành một sự thay thế đáng kể cho các cơ chế chính thức còn thiếu, qua đó vai trò định hình đường cong của DAI mạnh hơn ở nhóm thể chế yếu. Nhóm VI giữ vai trò đặc biệt như một điều kiện biên cực trị, nơi ba điều kiện cấu trúc cơ bản của chữ U ngược có thể cùng bị vi phạm.</w:t>
       </w:r>
     </w:p>
-    <w:bookmarkEnd w:id="28"/>
-    <w:bookmarkStart w:id="29" w:name="hệ-giả-thuyết"/>
+    <w:bookmarkEnd w:id="29"/>
+    <w:bookmarkStart w:id="30" w:name="hệ-giả-thuyết"/>
     <w:p>
       <w:pPr>
         <w:pStyle w:val="Heading2"/>
@@ -382,8 +972,8 @@
         <w:t xml:space="preserve">Trên nền tảng CDCM, luận án phát triển sáu giả thuyết chính cùng một điều kiện biên. H1 cho rằng quan hệ I-P có dạng phi tuyến chữ U ngược, đạt một điểm uốn tối ưu trước khi chi phí điều phối vượt qua lợi ích. Điều kiện biên H1b cho rằng tại các nền kinh tế đảo nhỏ Thái Bình Dương (ICRV Nhóm VI), quan hệ giữa FSTS và năng suất lao động là âm đơn điệu, không có điểm uốn, phản ánh gánh nặng quốc tế hóa bắt buộc. H2 cho rằng TCI làm gia tăng tác động tích cực của quốc tế hóa, chủ yếu bằng cách nâng mặt bằng hiệu quả. H3 cho rằng DAI điều tiết quan hệ I-P bằng cách làm thay đổi độ dốc và độ cong, rõ nhất ở mức cường độ xuất khẩu cao, theo cơ chế khác với TCI. H4 (kiểm soát quản trị nội sinh) cho rằng kinh nghiệm, học vấn và sự hiện diện của nhà quản trị nữ nâng mặt bằng hiệu quả và được đưa vào như nhóm biến kiểm soát quản trị nội sinh, không phải nhân tố điều tiết trọng tâm định hình độ cong của đường quan hệ I-P; ký hiệu H4 được giữ nguyên để tương thích với các bản thảo đồng hành (phân tích Việt Nam, Singapore và Trung Quốc). H5 cho rằng chế độ thể chế ICRV điều tiết quan hệ I-P, với điểm uốn sớm hơn ở nền kinh tế thể chế mạnh; vai trò định hình đường cong của DAI mạnh hơn ở chế độ thể chế yếu. H6 cho rằng hình dạng phi tuyến có thể thay đổi theo thời gian ở các nền kinh tế chuyển đổi nhanh.</w:t>
       </w:r>
     </w:p>
-    <w:bookmarkEnd w:id="29"/>
-    <w:bookmarkStart w:id="30" w:name="phương-pháp-nghiên-cứu"/>
+    <w:bookmarkEnd w:id="30"/>
+    <w:bookmarkStart w:id="31" w:name="phương-pháp-nghiên-cứu"/>
     <w:p>
       <w:pPr>
         <w:pStyle w:val="Heading2"/>
@@ -524,9 +1114,9 @@
         </w:pict>
       </w:r>
     </w:p>
-    <w:bookmarkEnd w:id="30"/>
     <w:bookmarkEnd w:id="31"/>
-    <w:bookmarkStart w:id="38" w:name="kết-quả-nghiên-cứu-và-thảo-luận"/>
+    <w:bookmarkEnd w:id="32"/>
+    <w:bookmarkStart w:id="39" w:name="kết-quả-nghiên-cứu-và-thảo-luận"/>
     <w:p>
       <w:pPr>
         <w:pStyle w:val="Heading1"/>
@@ -535,7 +1125,7 @@
         <w:t xml:space="preserve">KẾT QUẢ NGHIÊN CỨU VÀ THẢO LUẬN</w:t>
       </w:r>
     </w:p>
-    <w:bookmarkStart w:id="32" w:name="bức-tranh-mô-tả-tổng-thể"/>
+    <w:bookmarkStart w:id="33" w:name="bức-tranh-mô-tả-tổng-thể"/>
     <w:p>
       <w:pPr>
         <w:pStyle w:val="Heading2"/>
@@ -552,8 +1142,8 @@
         <w:t xml:space="preserve">Phân tích mô tả trên nhóm dữ liệu gộp gồm 101.185 doanh nghiệp thuộc 47 nền kinh tế giai đoạn 2009-2025 cho thấy hiệu quả hoạt động phân tán mạnh và không hội tụ về một mức chung. Năng suất lao động có độ lệch chuẩn dao động từ 0,49 ở nhóm tiên tiến dẫn dắt bằng tài nguyên đến 1,36 ở nhóm cận biên. Phát hiện mô tả quan trọng nhất nằm ở sự phân biệt trong nội bộ nhóm tiên tiến: tỷ số phân tán giữa nhóm dẫn dắt bằng đổi mới (sd ≈ 1,03) và nhóm dẫn dắt bằng tài nguyên (sd ≈ 0,49) đạt xấp xỉ 2,1 lần, phản ánh hai cơ chế tăng trưởng hoàn toàn khác nhau và giải thích vì sao việc gộp hai loại nền kinh tế tiên tiến vào một nhóm sẽ che khuất cơ chế phân biệt quan trọng. Trung vị FSTS bằng 0% ở tất cả các nhóm, chỉ 15-23% doanh nghiệp tham gia xuất khẩu, cho thấy sự phân cực mạnh trong tham gia xuất khẩu. Đáng chú ý là hiện tượng nhảy vọt công nghệ số (digital leapfrog) ở nhóm đảo nhỏ, với tỷ lệ trang web 58,9% vượt cả nhóm mới nổi 49,2% dù thu nhập thấp hơn: nhóm đảo nhỏ có DAI cao nhưng TCI thấp nhất, củng cố lập luận về sự phân biệt giữa DAI và TCI.</w:t>
       </w:r>
     </w:p>
-    <w:bookmarkEnd w:id="32"/>
-    <w:bookmarkStart w:id="33" w:name="X57d1ba481f3adc8a8a0d01f63f1baae31e6de2b"/>
+    <w:bookmarkEnd w:id="33"/>
+    <w:bookmarkStart w:id="34" w:name="X57d1ba481f3adc8a8a0d01f63f1baae31e6de2b"/>
     <w:p>
       <w:pPr>
         <w:pStyle w:val="Heading2"/>
@@ -639,7 +1229,7 @@
         <w:t xml:space="preserve"> </w:t>
       </w:r>
       <w:r>
-        <w:t xml:space="preserve">mà ở cấu trúc dị biệt. Tổng I² = 62,4% được phân tách thành 54,1% ở tầng 2 (trong nghiên cứu) và 8,4% ở tầng 3 (giữa các nghiên cứu), tức dị biệt tầng 2 lớn hơn tầng 3 khoảng sáu lần. Phát hiện này hàm ý rằng sự thiếu nhất quán trong tài liệu I-P chủ yếu là vấn đề đo lường và vận hành hóa khái niệm bên trong từng nghiên cứu, chứ không phải bằng chứng về một sự thiếu nhất quán thực sự trong quan hệ nhân quả. Kiểm định điều tiết theo chế độ thể chế ICRV có ý nghĩa trên toàn mẫu (</w:t>
+        <w:t xml:space="preserve">mà ở cấu trúc dị biệt. Tổng I² = 87,8% được phân tách thành 76,1% ở tầng 2 (trong nghiên cứu) và 11,8% ở tầng 3 (giữa các nghiên cứu), tức dị biệt tầng 2 lớn hơn tầng 3 khoảng sáu lần. Phát hiện này hàm ý rằng sự thiếu nhất quán trong tài liệu I-P chủ yếu là vấn đề đo lường và vận hành hóa khái niệm bên trong từng nghiên cứu, chứ không phải bằng chứng về một sự thiếu nhất quán thực sự trong quan hệ nhân quả. Kiểm định điều tiết theo chế độ thể chế ICRV có ý nghĩa trên toàn mẫu (</w:t>
       </w:r>
       <m:oMath>
         <m:sSub>
@@ -900,8 +1490,8 @@
         <w:t xml:space="preserve">, vẫn dương nhưng bị suy giảm. Chỉ số an toàn Fail-safe N = 45.848 vượt xa ngưỡng tới hạn.</w:t>
       </w:r>
     </w:p>
-    <w:bookmarkEnd w:id="33"/>
-    <w:bookmarkStart w:id="34" w:name="X2211c9df96706adf979c72912d0dfbc1dae7ce1"/>
+    <w:bookmarkEnd w:id="34"/>
+    <w:bookmarkStart w:id="35" w:name="X2211c9df96706adf979c72912d0dfbc1dae7ce1"/>
     <w:p>
       <w:pPr>
         <w:pStyle w:val="Heading2"/>
@@ -1672,8 +2262,8 @@
         <w:t xml:space="preserve">, lợi thế năng suất khoảng 22%) đều nâng hiệu quả, nên H4 được xác nhận một phần ở dạng nâng mặt bằng.</w:t>
       </w:r>
     </w:p>
-    <w:bookmarkEnd w:id="34"/>
-    <w:bookmarkStart w:id="35" w:name="kết-quả-nghiên-cứu-đơn-quốc-gia"/>
+    <w:bookmarkEnd w:id="35"/>
+    <w:bookmarkStart w:id="36" w:name="kết-quả-nghiên-cứu-đơn-quốc-gia"/>
     <w:p>
       <w:pPr>
         <w:pStyle w:val="Heading2"/>
@@ -2445,8 +3035,8 @@
         <w:t xml:space="preserve">), xác nhận điểm uốn ổn định qua thập kỷ chuyển đổi số. TCI và DAI đều nâng mặt bằng năng suất nhưng không điều tiết đường cong, có thể do phương sai năng lực bị nén lại trong mẫu doanh nghiệp xuất khẩu tương đối đồng nhất.</w:t>
       </w:r>
     </w:p>
-    <w:bookmarkEnd w:id="35"/>
-    <w:bookmarkStart w:id="36" w:name="X86ff96ba0055a141dbd4df0fa2d82b1439e4644"/>
+    <w:bookmarkEnd w:id="36"/>
+    <w:bookmarkStart w:id="37" w:name="X86ff96ba0055a141dbd4df0fa2d82b1439e4644"/>
     <w:p>
       <w:pPr>
         <w:pStyle w:val="Heading2"/>
@@ -2819,8 +3409,8 @@
         <w:t xml:space="preserve">) đều không điều tiết được quan hệ này. Luận án đặt tên cho hiện tượng này là gánh nặng quốc tế hóa bắt buộc (forced internationalization penalty), với cơ chế gồm ba yếu tố cấu trúc: thị trường nội địa quá nhỏ buộc doanh nghiệp xuất khẩu để sinh tồn; chi phí hậu cần cực cao; và thiếu hụt hỗ trợ thể chế. Về lý thuyết, hiện tượng này tái định khung đường cong chữ U ngược từ một quy luật phổ quát thành một quan hệ có điều kiện.</w:t>
       </w:r>
     </w:p>
-    <w:bookmarkEnd w:id="36"/>
-    <w:bookmarkStart w:id="37" w:name="thảo-luận-tổng-hợp"/>
+    <w:bookmarkEnd w:id="37"/>
+    <w:bookmarkStart w:id="38" w:name="thảo-luận-tổng-hợp"/>
     <w:p>
       <w:pPr>
         <w:pStyle w:val="Heading2"/>
@@ -2875,9 +3465,9 @@
         </w:pict>
       </w:r>
     </w:p>
-    <w:bookmarkEnd w:id="37"/>
     <w:bookmarkEnd w:id="38"/>
-    <w:bookmarkStart w:id="68" w:name="kết-luận-và-kiến-nghị"/>
+    <w:bookmarkEnd w:id="39"/>
+    <w:bookmarkStart w:id="69" w:name="kết-luận-và-kiến-nghị"/>
     <w:p>
       <w:pPr>
         <w:pStyle w:val="Heading1"/>
@@ -2886,7 +3476,7 @@
         <w:t xml:space="preserve">KẾT LUẬN VÀ KIẾN NGHỊ</w:t>
       </w:r>
     </w:p>
-    <w:bookmarkStart w:id="44" w:name="Xff8cef3ed320f9cf6f3fba4ff558bfed3af19c6"/>
+    <w:bookmarkStart w:id="45" w:name="Xff8cef3ed320f9cf6f3fba4ff558bfed3af19c6"/>
     <w:p>
       <w:pPr>
         <w:pStyle w:val="Heading2"/>
@@ -2895,7 +3485,7 @@
         <w:t xml:space="preserve">Bàn luận kết quả theo khung lý thuyết CDCM</w:t>
       </w:r>
     </w:p>
-    <w:bookmarkStart w:id="39" w:name="X15bf1096964ce027ae5f38ba61f44ecafa6a90e"/>
+    <w:bookmarkStart w:id="40" w:name="X15bf1096964ce027ae5f38ba61f44ecafa6a90e"/>
     <w:p>
       <w:pPr>
         <w:pStyle w:val="Heading3"/>
@@ -3080,8 +3670,8 @@
         <w:t xml:space="preserve">Về mặt lý thuyết, có thể hiểu dải biến thiên ICRV qua hai cơ chế bổ sung cho nhau. Cơ chế đầu tiên là giảm chi phí giao dịch: thể chế chất lượng cao, với hệ thống pháp lý vững, bảo vệ quyền sở hữu trí tuệ và thực thi hợp đồng nghiêm, làm giảm chi phí xuyên biên giới, nhờ đó doanh nghiệp duy trì được đà tăng trưởng hiệu quả đến mức FSTS cao hơn. Cơ chế còn lại là khuếch đại năng lực: môi trường thể chế tốt cũng đi kèm một hệ sinh thái dịch vụ hỗ trợ phát triển, gồm hậu cần, tài chính thương mại, tư vấn pháp lý quốc tế, làm nhẹ bớt gánh nặng điều phối nội bộ khi doanh nghiệp mở rộng ra quốc tế.</w:t>
       </w:r>
     </w:p>
-    <w:bookmarkEnd w:id="39"/>
-    <w:bookmarkStart w:id="40" w:name="tci-là-năng-lực-nền-tảng-xác-nhận-h2"/>
+    <w:bookmarkEnd w:id="40"/>
+    <w:bookmarkStart w:id="41" w:name="tci-là-năng-lực-nền-tảng-xác-nhận-h2"/>
     <w:p>
       <w:pPr>
         <w:pStyle w:val="Heading3"/>
@@ -3191,8 +3781,8 @@
         <w:t xml:space="preserve">Cơ chế lý thuyết đằng sau kết quả này bắt nguồn từ lý thuyết dựa trên nguồn lực (Barney, 1991): TCI là nguồn lực VRIN, có giá trị, hiếm, khó sao chép và khó thay thế, nên tạo ra lợi thế cạnh tranh bền vững ngay cả khi doanh nghiệp mở rộng ra thị trường nước ngoài đầy bất định. Năng lực công nghệ cũng làm nên năng lực hấp thụ (Cohen &amp; Levinthal, 1990), tức khả năng tiếp nhận và tích hợp tri thức từ thị trường nước ngoài, giúp doanh nghiệp học hỏi hiệu quả hơn khi quốc tế hóa, đúng với vòng lặp học hỏi của mô hình Uppsala (Johanson &amp; Vahlne, 1977).</w:t>
       </w:r>
     </w:p>
-    <w:bookmarkEnd w:id="40"/>
-    <w:bookmarkStart w:id="41" w:name="X27755afda27725d75d6cee82c01fb99e8279a05"/>
+    <w:bookmarkEnd w:id="41"/>
+    <w:bookmarkStart w:id="42" w:name="X27755afda27725d75d6cee82c01fb99e8279a05"/>
     <w:p>
       <w:pPr>
         <w:pStyle w:val="Heading3"/>
@@ -3691,8 +4281,8 @@
         <w:t xml:space="preserve">nơi thể chế yếu, tức hiệu ứng thay thế số cho thể chế phát huy mạnh nhất khi nền tảng thể chế còn thiếu hụt, chứ không phải khi thể chế đã hoàn thiện.</w:t>
       </w:r>
     </w:p>
-    <w:bookmarkEnd w:id="41"/>
-    <w:bookmarkStart w:id="42" w:name="Xece9a1da6f346a507472622c3a51811b77b548d"/>
+    <w:bookmarkEnd w:id="42"/>
+    <w:bookmarkStart w:id="43" w:name="Xece9a1da6f346a507472622c3a51811b77b548d"/>
     <w:p>
       <w:pPr>
         <w:pStyle w:val="Heading3"/>
@@ -3806,8 +4396,8 @@
         <w:t xml:space="preserve">của kinh nghiệm quốc tế, tức bề rộng so với chiều sâu. Đây là một hạn chế đo lường của WBES cần được khắc phục trong nghiên cứu tương lai.</w:t>
       </w:r>
     </w:p>
-    <w:bookmarkEnd w:id="42"/>
-    <w:bookmarkStart w:id="43" w:name="Xec64c810cb028afb72ecad1fcf3407044422350"/>
+    <w:bookmarkEnd w:id="43"/>
+    <w:bookmarkStart w:id="44" w:name="Xec64c810cb028afb72ecad1fcf3407044422350"/>
     <w:p>
       <w:pPr>
         <w:pStyle w:val="Heading3"/>
@@ -3903,9 +4493,9 @@
         <w:t xml:space="preserve">Quan hệ âm đơn điệu này khác về bản chất với quan hệ phi tuyến chữ U ngược: nó không có điểm uốn trong phạm vi dữ liệu, nghĩa là không tồn tại mức FSTS nào để doanh nghiệp đảo nhỏ cải thiện hiệu quả qua xuất khẩu trong điều kiện hiện tại. Đây là một ranh giới biên lý thuyết quan trọng đối với các mô hình phi tuyến phổ quát trong nghiên cứu I-P.</w:t>
       </w:r>
     </w:p>
-    <w:bookmarkEnd w:id="43"/>
     <w:bookmarkEnd w:id="44"/>
-    <w:bookmarkStart w:id="48" w:name="so-sánh-với-nghiên-cứu-trước-đây"/>
+    <w:bookmarkEnd w:id="45"/>
+    <w:bookmarkStart w:id="49" w:name="so-sánh-với-nghiên-cứu-trước-đây"/>
     <w:p>
       <w:pPr>
         <w:pStyle w:val="Heading2"/>
@@ -3914,7 +4504,7 @@
         <w:t xml:space="preserve">So sánh với nghiên cứu trước đây</w:t>
       </w:r>
     </w:p>
-    <w:bookmarkStart w:id="45" w:name="nhất-quán-với-nền-tảng-icbef-2024"/>
+    <w:bookmarkStart w:id="46" w:name="nhất-quán-với-nền-tảng-icbef-2024"/>
     <w:p>
       <w:pPr>
         <w:pStyle w:val="Heading3"/>
@@ -4085,16 +4675,16 @@
           <m:t>=</m:t>
         </m:r>
         <m:r>
-          <m:t>62</m:t>
-        </m:r>
-        <m:r>
-          <m:rPr>
-            <m:sty m:val="p"/>
-          </m:rPr>
-          <m:t>,</m:t>
-        </m:r>
-        <m:r>
-          <m:t>4</m:t>
+          <m:t>87</m:t>
+        </m:r>
+        <m:r>
+          <m:rPr>
+            <m:sty m:val="p"/>
+          </m:rPr>
+          <m:t>,</m:t>
+        </m:r>
+        <m:r>
+          <m:t>8</m:t>
         </m:r>
         <m:r>
           <m:rPr>
@@ -4107,7 +4697,7 @@
         <w:t xml:space="preserve"> </w:t>
       </w:r>
       <w:r>
-        <w:t xml:space="preserve">thành 54,1% ở tầng 2 và 8,4% ở tầng 3 là thông tin mới mà phân tích tổng hợp đơn tầng không thể cung cấp. Phát hiện này làm thay đổi hiểu biết về nguồn gốc của sự dị biệt giữa các nghiên cứu: vấn đề chủ yếu là</w:t>
+        <w:t xml:space="preserve">thành 76,1% ở tầng 2 và 11,8% ở tầng 3 là thông tin mới mà phân tích tổng hợp đơn tầng không thể cung cấp. Phát hiện này làm thay đổi hiểu biết về nguồn gốc của sự dị biệt giữa các nghiên cứu: vấn đề chủ yếu là</w:t>
       </w:r>
       <w:r>
         <w:t xml:space="preserve"> </w:t>
@@ -4123,8 +4713,8 @@
         <w:t xml:space="preserve">, chứ không phải sự bất đồng căn bản giữa các nghiên cứu với nhau.</w:t>
       </w:r>
     </w:p>
-    <w:bookmarkEnd w:id="45"/>
-    <w:bookmarkStart w:id="46" w:name="X7b8db85450aaa41ba255e0d181ebc5c5ae65c48"/>
+    <w:bookmarkEnd w:id="46"/>
+    <w:bookmarkStart w:id="47" w:name="X7b8db85450aaa41ba255e0d181ebc5c5ae65c48"/>
     <w:p>
       <w:pPr>
         <w:pStyle w:val="Heading3"/>
@@ -4181,8 +4771,8 @@
         <w:t xml:space="preserve">Sau cùng, luận án mở rộng khung phân tích từ dữ liệu doanh nghiệp Nhật Bản và đa quốc gia sang 45 nền kinh tế châu Á và Thái Bình Dương, một bối cảnh còn ít được đại diện trong các nghiên cứu của Lu và Beamish.</w:t>
       </w:r>
     </w:p>
-    <w:bookmarkEnd w:id="46"/>
-    <w:bookmarkStart w:id="47" w:name="Xa9e0768422fd6621b6e86563bb0c71b914b0101"/>
+    <w:bookmarkEnd w:id="47"/>
+    <w:bookmarkStart w:id="48" w:name="Xa9e0768422fd6621b6e86563bb0c71b914b0101"/>
     <w:p>
       <w:pPr>
         <w:pStyle w:val="Heading3"/>
@@ -4258,9 +4848,9 @@
         <w:t xml:space="preserve">Bên cạnh đó, luận án dùng phương pháp phân tích tổng hợp ba tầng để tách cấu trúc dị biệt, một cải tiến phương pháp so với phân tích tổng hợp hiệu ứng ngẫu nhiên đơn tầng của Marano et al. (2016).</w:t>
       </w:r>
     </w:p>
-    <w:bookmarkEnd w:id="47"/>
     <w:bookmarkEnd w:id="48"/>
-    <w:bookmarkStart w:id="52" w:name="đóng-góp-lý-thuyết"/>
+    <w:bookmarkEnd w:id="49"/>
+    <w:bookmarkStart w:id="53" w:name="đóng-góp-lý-thuyết"/>
     <w:p>
       <w:pPr>
         <w:pStyle w:val="Heading2"/>
@@ -4269,7 +4859,7 @@
         <w:t xml:space="preserve">Đóng góp lý thuyết</w:t>
       </w:r>
     </w:p>
-    <w:bookmarkStart w:id="49" w:name="cdcm-làm-rõ-dai-là-nguồn-lực-tình-huống"/>
+    <w:bookmarkStart w:id="50" w:name="cdcm-làm-rõ-dai-là-nguồn-lực-tình-huống"/>
     <w:p>
       <w:pPr>
         <w:pStyle w:val="Heading3"/>
@@ -4368,8 +4958,8 @@
         <w:t xml:space="preserve">: DAI hoạt động như tài sản bù đắp trong bối cảnh thể chế yếu, nơi hạ tầng thể chế chưa đủ sức hỗ trợ doanh nghiệp xuất khẩu. Đây là bằng chứng thực nghiệm bổ sung cho lý thuyết về vai trò thay thế giữa thể chế và năng lực số.</w:t>
       </w:r>
     </w:p>
-    <w:bookmarkEnd w:id="49"/>
-    <w:bookmarkStart w:id="50" w:name="X2d492fa0307aa4991837f2d5dc38e247101178c"/>
+    <w:bookmarkEnd w:id="50"/>
+    <w:bookmarkStart w:id="51" w:name="X2d492fa0307aa4991837f2d5dc38e247101178c"/>
     <w:p>
       <w:pPr>
         <w:pStyle w:val="Heading3"/>
@@ -4420,8 +5010,8 @@
         <w:t xml:space="preserve">: trong điều kiện nào thì quốc tế hóa càng sâu lại càng làm hiệu quả tệ đi? Luận án lập luận rằng FIP xuất hiện khi ba điều kiện cùng hội tụ: thể chế ICRV ở mức thấp nhất, quy mô nền kinh tế quá nhỏ để tạo cơ sở nội địa, và thiếu hỗ trợ chính sách cho năng lực xuất khẩu. Ba điều kiện này kết hợp lại tạo nên một cái bẫy quốc tế hóa bắt buộc, không có điểm uốn nào để thoát ra.</w:t>
       </w:r>
     </w:p>
-    <w:bookmarkEnd w:id="50"/>
-    <w:bookmarkStart w:id="51" w:name="X7352a2da659179c15b73f9225773fcebe172e9a"/>
+    <w:bookmarkEnd w:id="51"/>
+    <w:bookmarkStart w:id="52" w:name="X7352a2da659179c15b73f9225773fcebe172e9a"/>
     <w:p>
       <w:pPr>
         <w:pStyle w:val="Heading3"/>
@@ -4475,9 +5065,9 @@
         <w:t xml:space="preserve">: độ cong (concavity / biên độ) của quan hệ I-P sâu dần khi chất lượng thể chế suy giảm, từ gần tuyến tính ở chế độ tiên tiến dẫn dắt bằng đổi mới đến hình chữ U ngược rõ nét với hình phạt sau đỉnh gay gắt ở chế độ cận biên và đảo nhỏ, trong khi điểm uốn theo nhóm không đồng nhất và không dịch chuyển đơn điệu. Thể chế càng yếu, hình phạt cho quốc tế hóa quá mức càng gay gắt, đúng như giá trị dự đoán của phân loại.</w:t>
       </w:r>
     </w:p>
-    <w:bookmarkEnd w:id="51"/>
     <w:bookmarkEnd w:id="52"/>
-    <w:bookmarkStart w:id="57" w:name="đề-xuất-chính-sách-và-quản-trị"/>
+    <w:bookmarkEnd w:id="53"/>
+    <w:bookmarkStart w:id="58" w:name="đề-xuất-chính-sách-và-quản-trị"/>
     <w:p>
       <w:pPr>
         <w:pStyle w:val="Heading2"/>
@@ -4486,7 +5076,7 @@
         <w:t xml:space="preserve">Đề xuất chính sách và quản trị</w:t>
       </w:r>
     </w:p>
-    <w:bookmarkStart w:id="53" w:name="Xbc6d621fc32e0aca77269dff0917fe138aa2fc5"/>
+    <w:bookmarkStart w:id="54" w:name="Xbc6d621fc32e0aca77269dff0917fe138aa2fc5"/>
     <w:p>
       <w:pPr>
         <w:pStyle w:val="Heading3"/>
@@ -4548,8 +5138,8 @@
         <w:t xml:space="preserve">Riêng với Việt Nam, việc điểm uốn dịch từ 46,2% (2009) xuống 39,3% (2015) là một tín hiệu đáng lo ngại. Nếu điểm uốn tiếp tục dịch sang trái, lợi ích từ xuất khẩu sẽ đạt đỉnh sớm hơn và suy giảm nhanh hơn, có thể vì cấu trúc xuất khẩu thiên về gia công với biên lợi nhuận mỏng. Chính sách nâng cao giá trị gia tăng trong xuất khẩu, tức tiến lên các nấc cao hơn trong chuỗi giá trị, kết hợp với tăng cường TCI, có thể giúp đảo ngược xu hướng này.</w:t>
       </w:r>
     </w:p>
-    <w:bookmarkEnd w:id="53"/>
-    <w:bookmarkStart w:id="54" w:name="X59d919466906d9a280d645023e1878e458893ad"/>
+    <w:bookmarkEnd w:id="54"/>
+    <w:bookmarkStart w:id="55" w:name="X59d919466906d9a280d645023e1878e458893ad"/>
     <w:p>
       <w:pPr>
         <w:pStyle w:val="Heading3"/>
@@ -4586,7 +5176,7 @@
       <w:pPr>
         <w:numPr>
           <w:ilvl w:val="0"/>
-          <w:numId w:val="1001"/>
+          <w:numId w:val="1004"/>
         </w:numPr>
       </w:pPr>
       <w:r>
@@ -4604,7 +5194,7 @@
       <w:pPr>
         <w:numPr>
           <w:ilvl w:val="0"/>
-          <w:numId w:val="1001"/>
+          <w:numId w:val="1004"/>
         </w:numPr>
       </w:pPr>
       <w:r>
@@ -4622,7 +5212,7 @@
       <w:pPr>
         <w:numPr>
           <w:ilvl w:val="0"/>
-          <w:numId w:val="1001"/>
+          <w:numId w:val="1004"/>
         </w:numPr>
       </w:pPr>
       <w:r>
@@ -4656,7 +5246,7 @@
       <w:pPr>
         <w:numPr>
           <w:ilvl w:val="0"/>
-          <w:numId w:val="1001"/>
+          <w:numId w:val="1004"/>
         </w:numPr>
       </w:pPr>
       <w:r>
@@ -4670,8 +5260,8 @@
         <w:t xml:space="preserve">: kết quả FIP là một lời cảnh báo nghiêm túc. Đẩy mạnh xuất khẩu trong điều kiện thiếu năng lực và hỗ trợ thể chế không những không cải thiện, mà còn có thể làm xấu đi hiệu quả hoạt động. Các doanh nghiệp này nên ưu tiên xây dựng năng lực nội địa và nâng cao TCI trước khi mở rộng xuất khẩu đáng kể.</w:t>
       </w:r>
     </w:p>
-    <w:bookmarkEnd w:id="54"/>
-    <w:bookmarkStart w:id="55" w:name="X8eb24980ca890fc6da7d7cc40ee5058abf48ce9"/>
+    <w:bookmarkEnd w:id="55"/>
+    <w:bookmarkStart w:id="56" w:name="X8eb24980ca890fc6da7d7cc40ee5058abf48ce9"/>
     <w:p>
       <w:pPr>
         <w:pStyle w:val="Heading3"/>
@@ -4709,8 +5299,8 @@
         <w:t xml:space="preserve">. Cụ thể, ưu tiên nên đặt vào ba hướng: xây dựng hạ tầng hậu cần và kết nối để giảm chi phí cố định của xuất khẩu; phát triển năng lực doanh nghiệp qua TCI chứ không chỉ qua DAI bề mặt; và thiết kế chương trình hỗ trợ xuất khẩu có chọn lọc, hướng vào những doanh nghiệp đã đủ năng lực để hưởng lợi, thay vì khuyến khích đại trà. Tóm lại, muốn tránh bẫy quốc tế hóa bắt buộc thì các can thiệp chính sách phải xây dựng năng lực trước khi thúc đẩy mở rộng thị trường.</w:t>
       </w:r>
     </w:p>
-    <w:bookmarkEnd w:id="55"/>
-    <w:bookmarkStart w:id="56" w:name="Xe9c04ec45c7d98621ecb7c78564ab84a21b4658"/>
+    <w:bookmarkEnd w:id="56"/>
+    <w:bookmarkStart w:id="57" w:name="Xe9c04ec45c7d98621ecb7c78564ab84a21b4658"/>
     <w:p>
       <w:pPr>
         <w:pStyle w:val="Heading3"/>
@@ -4795,9 +5385,9 @@
         <w:t xml:space="preserve">, không dừng ở trang web ở mức nền tảng (Tier-1), mà tiến tới tích hợp thanh toán điện tử và kết nối nhà cung ứng số ở Tier-2, đúng tinh thần Chương trình Chuyển đổi số Quốc gia 2025-2030. Nghiên cứu trên dữ liệu WBES Việt Nam 2023, đợt khảo sát gần nhất, sẽ cung cấp bằng chứng cập nhật hơn cho các hàm ý này.</w:t>
       </w:r>
     </w:p>
-    <w:bookmarkEnd w:id="56"/>
     <w:bookmarkEnd w:id="57"/>
-    <w:bookmarkStart w:id="62" w:name="hạn-chế-và-hướng-nghiên-cứu-tương-lai"/>
+    <w:bookmarkEnd w:id="58"/>
+    <w:bookmarkStart w:id="63" w:name="hạn-chế-và-hướng-nghiên-cứu-tương-lai"/>
     <w:p>
       <w:pPr>
         <w:pStyle w:val="Heading2"/>
@@ -4806,7 +5396,7 @@
         <w:t xml:space="preserve">Hạn chế và hướng nghiên cứu tương lai</w:t>
       </w:r>
     </w:p>
-    <w:bookmarkStart w:id="58" w:name="hạn-chế-về-đo-lường-dai"/>
+    <w:bookmarkStart w:id="59" w:name="hạn-chế-về-đo-lường-dai"/>
     <w:p>
       <w:pPr>
         <w:pStyle w:val="Heading3"/>
@@ -4831,8 +5421,8 @@
         <w:t xml:space="preserve">Quan trọng hơn, mọi thước đo DAI đều mang tính tĩnh, ở một thời điểm khảo sát, nên không thể nắm bắt tính động của việc cập nhật và tái cấu hình năng lực số theo thời gian. Nói cách khác, các phát hiện về DAI trong luận án phản ánh mức chấp nhận số tại một thời điểm, chứ không phải năng lực số động theo nghĩa của lý thuyết năng lực động (Teece et al., 1997).</w:t>
       </w:r>
     </w:p>
-    <w:bookmarkEnd w:id="58"/>
-    <w:bookmarkStart w:id="59" w:name="X9c6addda56cacda8a31e56c0f8a748c29f6b6eb"/>
+    <w:bookmarkEnd w:id="59"/>
+    <w:bookmarkStart w:id="60" w:name="X9c6addda56cacda8a31e56c0f8a748c29f6b6eb"/>
     <w:p>
       <w:pPr>
         <w:pStyle w:val="Heading3"/>
@@ -4857,8 +5447,8 @@
         <w:t xml:space="preserve">Phân tích Heckman hai bước, hay các mô hình hiệu ứng can thiệp, trong nghiên cứu tương lai có thể khắc phục phần nào hạn chế này, bằng cách mô hình hóa quá trình tham gia xuất khẩu như giai đoạn thứ nhất, trước khi ước lượng hiệu quả ở giai đoạn thứ hai.</w:t>
       </w:r>
     </w:p>
-    <w:bookmarkEnd w:id="59"/>
-    <w:bookmarkStart w:id="60" w:name="hạn-chế-về-suy-luận-nhân-quả"/>
+    <w:bookmarkEnd w:id="60"/>
+    <w:bookmarkStart w:id="61" w:name="hạn-chế-về-suy-luận-nhân-quả"/>
     <w:p>
       <w:pPr>
         <w:pStyle w:val="Heading3"/>
@@ -4875,8 +5465,8 @@
         <w:t xml:space="preserve">Thiết kế cắt ngang, hoặc dữ liệu bảng gộp nhưng WBES không phải dữ liệu bảng thực sự theo dõi cùng doanh nghiệp qua thời gian, làm hạn chế khả năng suy luận nhân quả. Quan hệ I-P có thể chịu ảnh hưởng của nhân quả ngược: doanh nghiệp hiệu quả hơn thường có nhiều nguồn lực hơn để quốc tế hóa, tạo nên chiều nhân quả ngược lại. Hiệu ứng cố định quốc gia và năm giúp kiểm soát một phần, nhưng chưa thể xử lý trọn vẹn vấn đề nội sinh.</w:t>
       </w:r>
     </w:p>
-    <w:bookmarkEnd w:id="60"/>
-    <w:bookmarkStart w:id="61" w:name="hướng-nghiên-cứu-tương-lai"/>
+    <w:bookmarkEnd w:id="61"/>
+    <w:bookmarkStart w:id="62" w:name="hướng-nghiên-cứu-tương-lai"/>
     <w:p>
       <w:pPr>
         <w:pStyle w:val="Heading3"/>
@@ -4925,9 +5515,9 @@
         <w:t xml:space="preserve">Sau cùng, trong luận án này đặc điểm nhà quản trị cấp cao (H4, gồm kinh nghiệm, học vấn và giới tính) được đưa vào như khối kiểm soát quản trị nội sinh chứ không phải nhân tố điều tiết trọng tâm; một hướng nghiên cứu tương lai là tách riêng và kiểm định khả năng điều tiết theo bối cảnh của các đặc điểm này trong từng chế độ ICRV, nhất là ở nhóm cận biên và đảo nhỏ, nơi tầng năng lực và thể chế đều yếu hơn, để xem liệu chất lượng quản trị có bù đắp được phần nào cho những thiếu hụt ấy hay không.</w:t>
       </w:r>
     </w:p>
-    <w:bookmarkEnd w:id="61"/>
     <w:bookmarkEnd w:id="62"/>
-    <w:bookmarkStart w:id="67" w:name="kết-luận"/>
+    <w:bookmarkEnd w:id="63"/>
+    <w:bookmarkStart w:id="68" w:name="kết-luận"/>
     <w:p>
       <w:pPr>
         <w:pStyle w:val="Heading2"/>
@@ -4936,7 +5526,7 @@
         <w:t xml:space="preserve">Kết luận</w:t>
       </w:r>
     </w:p>
-    <w:bookmarkStart w:id="63" w:name="tổng-kết-tám-nghiên-cứu"/>
+    <w:bookmarkStart w:id="64" w:name="tổng-kết-tám-nghiên-cứu"/>
     <w:p>
       <w:pPr>
         <w:pStyle w:val="Heading3"/>
@@ -4957,7 +5547,7 @@
       <w:pPr>
         <w:numPr>
           <w:ilvl w:val="0"/>
-          <w:numId w:val="1002"/>
+          <w:numId w:val="1005"/>
         </w:numPr>
       </w:pPr>
       <w:r>
@@ -5027,7 +5617,7 @@
       <w:pPr>
         <w:numPr>
           <w:ilvl w:val="0"/>
-          <w:numId w:val="1002"/>
+          <w:numId w:val="1005"/>
         </w:numPr>
       </w:pPr>
       <w:r>
@@ -5045,7 +5635,7 @@
       <w:pPr>
         <w:numPr>
           <w:ilvl w:val="0"/>
-          <w:numId w:val="1002"/>
+          <w:numId w:val="1005"/>
         </w:numPr>
       </w:pPr>
       <w:r>
@@ -5063,7 +5653,7 @@
       <w:pPr>
         <w:numPr>
           <w:ilvl w:val="0"/>
-          <w:numId w:val="1002"/>
+          <w:numId w:val="1005"/>
         </w:numPr>
       </w:pPr>
       <w:r>
@@ -5136,7 +5726,7 @@
       <w:pPr>
         <w:numPr>
           <w:ilvl w:val="0"/>
-          <w:numId w:val="1002"/>
+          <w:numId w:val="1005"/>
         </w:numPr>
       </w:pPr>
       <w:r>
@@ -5221,16 +5811,16 @@
           <m:t>=</m:t>
         </m:r>
         <m:r>
-          <m:t>62</m:t>
-        </m:r>
-        <m:r>
-          <m:rPr>
-            <m:sty m:val="p"/>
-          </m:rPr>
-          <m:t>,</m:t>
-        </m:r>
-        <m:r>
-          <m:t>4</m:t>
+          <m:t>87</m:t>
+        </m:r>
+        <m:r>
+          <m:rPr>
+            <m:sty m:val="p"/>
+          </m:rPr>
+          <m:t>,</m:t>
+        </m:r>
+        <m:r>
+          <m:t>8</m:t>
         </m:r>
         <m:r>
           <m:rPr>
@@ -5243,7 +5833,7 @@
         <w:t xml:space="preserve"> </w:t>
       </w:r>
       <w:r>
-        <w:t xml:space="preserve">(54,1% ở tầng 2 và 8,4% ở tầng 3), điều tiết ICRV</w:t>
+        <w:t xml:space="preserve">(76,1% ở tầng 2 và 11,8% ở tầng 3), điều tiết ICRV</w:t>
       </w:r>
       <w:r>
         <w:t xml:space="preserve"> </w:t>
@@ -5355,7 +5945,7 @@
       <w:pPr>
         <w:numPr>
           <w:ilvl w:val="0"/>
-          <w:numId w:val="1002"/>
+          <w:numId w:val="1005"/>
         </w:numPr>
       </w:pPr>
       <w:r>
@@ -5484,7 +6074,7 @@
       <w:pPr>
         <w:numPr>
           <w:ilvl w:val="0"/>
-          <w:numId w:val="1002"/>
+          <w:numId w:val="1005"/>
         </w:numPr>
       </w:pPr>
       <w:r>
@@ -5591,8 +6181,8 @@
         <w:t xml:space="preserve">, xác nhận FIP, quan hệ âm đơn điệu không có điểm uốn.</w:t>
       </w:r>
     </w:p>
-    <w:bookmarkEnd w:id="63"/>
-    <w:bookmarkStart w:id="64" w:name="phát-hiện-trung-tâm"/>
+    <w:bookmarkEnd w:id="64"/>
+    <w:bookmarkStart w:id="65" w:name="phát-hiện-trung-tâm"/>
     <w:p>
       <w:pPr>
         <w:pStyle w:val="Heading3"/>
@@ -5656,8 +6246,8 @@
         <w:t xml:space="preserve">, trong đó độ cong (concavity / biên độ) là một hàm số tăng dần theo mức độ suy giảm của chất lượng thể chế theo ICRV: thể chế càng yếu, hình chữ U ngược càng cong sâu và hình phạt sau đỉnh càng gay gắt, trong khi điểm uốn theo nhóm không đồng nhất và không dịch chuyển đơn điệu.</w:t>
       </w:r>
     </w:p>
-    <w:bookmarkEnd w:id="64"/>
-    <w:bookmarkStart w:id="65" w:name="ý-nghĩa-đối-với-lý-thuyết-và-thực-tiễn"/>
+    <w:bookmarkEnd w:id="65"/>
+    <w:bookmarkStart w:id="66" w:name="ý-nghĩa-đối-với-lý-thuyết-và-thực-tiễn"/>
     <w:p>
       <w:pPr>
         <w:pStyle w:val="Heading3"/>
@@ -5682,8 +6272,8 @@
         <w:t xml:space="preserve">Về thực tiễn, luận án tạo cơ sở để nhà hoạch định chính sách và nhà quản trị doanh nghiệp ở từng bối cảnh ICRV hiệu chỉnh chiến lược quốc tế hóa cho phù hợp. Bài học từ Singapore hay Nhật Bản không nên áp dụng máy móc vào bối cảnh Việt Nam hay các nền kinh tế đảo nhỏ; thay vào đó, sự phụ thuộc bối cảnh cần được nhìn nhận như một nguyên lý căn bản trong hoạch định chiến lược quốc tế hóa.</w:t>
       </w:r>
     </w:p>
-    <w:bookmarkEnd w:id="65"/>
-    <w:bookmarkStart w:id="66" w:name="lời-kết"/>
+    <w:bookmarkEnd w:id="66"/>
+    <w:bookmarkStart w:id="67" w:name="lời-kết"/>
     <w:p>
       <w:pPr>
         <w:pStyle w:val="Heading3"/>
@@ -5713,9 +6303,9 @@
         <w:t xml:space="preserve">. Giới hạn của lợi ích là có thực, lại phụ thuộc vào bối cảnh thể chế; và ở các nền kinh tế đảo nhỏ, quốc tế hóa bắt buộc thậm chí có thể gây thiệt hại. Nhận thức rằng quan hệ I-P là quan hệ có điều kiện theo thể chế, chứ không phải quan hệ phổ quát, chính là đóng góp cốt lõi mà luận án mang lại cho khoa học quản trị kinh doanh quốc tế.</w:t>
       </w:r>
     </w:p>
-    <w:bookmarkEnd w:id="66"/>
     <w:bookmarkEnd w:id="67"/>
     <w:bookmarkEnd w:id="68"/>
+    <w:bookmarkEnd w:id="69"/>
     <w:sectPr>
       <w:pgSz w:h="11906" w:w="8391"/>
       <w:pgMar w:bottom="850" w:footer="567" w:gutter="0" w:header="567" w:left="1134" w:right="850" w:top="850"/>
@@ -5901,6 +6491,176 @@
       </w:pPr>
     </w:lvl>
   </w:abstractNum>
+  <w:abstractNum w:abstractNumId="99411">
+    <w:nsid w:val="A99411"/>
+    <w:multiLevelType w:val="multilevel"/>
+    <w:lvl w:ilvl="0">
+      <w:start w:val="1"/>
+      <w:numFmt w:val="decimal"/>
+      <w:lvlText w:val="%1."/>
+      <w:lvlJc w:val="left"/>
+      <w:pPr>
+        <w:ind w:left="720" w:hanging="480"/>
+      </w:pPr>
+    </w:lvl>
+    <w:lvl w:ilvl="1">
+      <w:start w:val="1"/>
+      <w:numFmt w:val="decimal"/>
+      <w:lvlText w:val="%2."/>
+      <w:lvlJc w:val="left"/>
+      <w:pPr>
+        <w:ind w:left="1440" w:hanging="480"/>
+      </w:pPr>
+    </w:lvl>
+    <w:lvl w:ilvl="2">
+      <w:start w:val="1"/>
+      <w:numFmt w:val="decimal"/>
+      <w:lvlText w:val="%3."/>
+      <w:lvlJc w:val="left"/>
+      <w:pPr>
+        <w:ind w:left="2160" w:hanging="480"/>
+      </w:pPr>
+    </w:lvl>
+    <w:lvl w:ilvl="3">
+      <w:start w:val="1"/>
+      <w:numFmt w:val="decimal"/>
+      <w:lvlText w:val="%4."/>
+      <w:lvlJc w:val="left"/>
+      <w:pPr>
+        <w:ind w:left="2880" w:hanging="480"/>
+      </w:pPr>
+    </w:lvl>
+    <w:lvl w:ilvl="4">
+      <w:start w:val="1"/>
+      <w:numFmt w:val="decimal"/>
+      <w:lvlText w:val="%5."/>
+      <w:lvlJc w:val="left"/>
+      <w:pPr>
+        <w:ind w:left="3600" w:hanging="480"/>
+      </w:pPr>
+    </w:lvl>
+    <w:lvl w:ilvl="5">
+      <w:start w:val="1"/>
+      <w:numFmt w:val="decimal"/>
+      <w:lvlText w:val="%6."/>
+      <w:lvlJc w:val="left"/>
+      <w:pPr>
+        <w:ind w:left="4320" w:hanging="480"/>
+      </w:pPr>
+    </w:lvl>
+    <w:lvl w:ilvl="6">
+      <w:start w:val="1"/>
+      <w:numFmt w:val="decimal"/>
+      <w:lvlText w:val="%7."/>
+      <w:lvlJc w:val="left"/>
+      <w:pPr>
+        <w:ind w:left="5040" w:hanging="480"/>
+      </w:pPr>
+    </w:lvl>
+    <w:lvl w:ilvl="7">
+      <w:start w:val="1"/>
+      <w:numFmt w:val="decimal"/>
+      <w:lvlText w:val="%8."/>
+      <w:lvlJc w:val="left"/>
+      <w:pPr>
+        <w:ind w:left="5760" w:hanging="480"/>
+      </w:pPr>
+    </w:lvl>
+    <w:lvl w:ilvl="8">
+      <w:start w:val="1"/>
+      <w:numFmt w:val="decimal"/>
+      <w:lvlText w:val="%9."/>
+      <w:lvlJc w:val="left"/>
+      <w:pPr>
+        <w:ind w:left="6480" w:hanging="480"/>
+      </w:pPr>
+    </w:lvl>
+  </w:abstractNum>
+  <w:abstractNum w:abstractNumId="99415">
+    <w:nsid w:val="A99415"/>
+    <w:multiLevelType w:val="multilevel"/>
+    <w:lvl w:ilvl="0">
+      <w:start w:val="5"/>
+      <w:numFmt w:val="decimal"/>
+      <w:lvlText w:val="%1."/>
+      <w:lvlJc w:val="left"/>
+      <w:pPr>
+        <w:ind w:left="720" w:hanging="480"/>
+      </w:pPr>
+    </w:lvl>
+    <w:lvl w:ilvl="1">
+      <w:start w:val="5"/>
+      <w:numFmt w:val="decimal"/>
+      <w:lvlText w:val="%2."/>
+      <w:lvlJc w:val="left"/>
+      <w:pPr>
+        <w:ind w:left="1440" w:hanging="480"/>
+      </w:pPr>
+    </w:lvl>
+    <w:lvl w:ilvl="2">
+      <w:start w:val="5"/>
+      <w:numFmt w:val="decimal"/>
+      <w:lvlText w:val="%3."/>
+      <w:lvlJc w:val="left"/>
+      <w:pPr>
+        <w:ind w:left="2160" w:hanging="480"/>
+      </w:pPr>
+    </w:lvl>
+    <w:lvl w:ilvl="3">
+      <w:start w:val="5"/>
+      <w:numFmt w:val="decimal"/>
+      <w:lvlText w:val="%4."/>
+      <w:lvlJc w:val="left"/>
+      <w:pPr>
+        <w:ind w:left="2880" w:hanging="480"/>
+      </w:pPr>
+    </w:lvl>
+    <w:lvl w:ilvl="4">
+      <w:start w:val="5"/>
+      <w:numFmt w:val="decimal"/>
+      <w:lvlText w:val="%5."/>
+      <w:lvlJc w:val="left"/>
+      <w:pPr>
+        <w:ind w:left="3600" w:hanging="480"/>
+      </w:pPr>
+    </w:lvl>
+    <w:lvl w:ilvl="5">
+      <w:start w:val="5"/>
+      <w:numFmt w:val="decimal"/>
+      <w:lvlText w:val="%6."/>
+      <w:lvlJc w:val="left"/>
+      <w:pPr>
+        <w:ind w:left="4320" w:hanging="480"/>
+      </w:pPr>
+    </w:lvl>
+    <w:lvl w:ilvl="6">
+      <w:start w:val="5"/>
+      <w:numFmt w:val="decimal"/>
+      <w:lvlText w:val="%7."/>
+      <w:lvlJc w:val="left"/>
+      <w:pPr>
+        <w:ind w:left="5040" w:hanging="480"/>
+      </w:pPr>
+    </w:lvl>
+    <w:lvl w:ilvl="7">
+      <w:start w:val="5"/>
+      <w:numFmt w:val="decimal"/>
+      <w:lvlText w:val="%8."/>
+      <w:lvlJc w:val="left"/>
+      <w:pPr>
+        <w:ind w:left="5760" w:hanging="480"/>
+      </w:pPr>
+    </w:lvl>
+    <w:lvl w:ilvl="8">
+      <w:start w:val="5"/>
+      <w:numFmt w:val="decimal"/>
+      <w:lvlText w:val="%9."/>
+      <w:lvlJc w:val="left"/>
+      <w:pPr>
+        <w:ind w:left="6480" w:hanging="480"/>
+      </w:pPr>
+    </w:lvl>
+  </w:abstractNum>
   <w:num w:numId="1000">
     <w:abstractNumId w:val="990"/>
   </w:num>
@@ -5908,6 +6668,69 @@
     <w:abstractNumId w:val="991"/>
   </w:num>
   <w:num w:numId="1002">
+    <w:abstractNumId w:val="99411"/>
+    <w:lvlOverride w:ilvl="0">
+      <w:startOverride w:val="1"/>
+    </w:lvlOverride>
+    <w:lvlOverride w:ilvl="1">
+      <w:startOverride w:val="1"/>
+    </w:lvlOverride>
+    <w:lvlOverride w:ilvl="2">
+      <w:startOverride w:val="1"/>
+    </w:lvlOverride>
+    <w:lvlOverride w:ilvl="3">
+      <w:startOverride w:val="1"/>
+    </w:lvlOverride>
+    <w:lvlOverride w:ilvl="4">
+      <w:startOverride w:val="1"/>
+    </w:lvlOverride>
+    <w:lvlOverride w:ilvl="5">
+      <w:startOverride w:val="1"/>
+    </w:lvlOverride>
+    <w:lvlOverride w:ilvl="6">
+      <w:startOverride w:val="1"/>
+    </w:lvlOverride>
+    <w:lvlOverride w:ilvl="7">
+      <w:startOverride w:val="1"/>
+    </w:lvlOverride>
+    <w:lvlOverride w:ilvl="8">
+      <w:startOverride w:val="1"/>
+    </w:lvlOverride>
+  </w:num>
+  <w:num w:numId="1003">
+    <w:abstractNumId w:val="99415"/>
+    <w:lvlOverride w:ilvl="0">
+      <w:startOverride w:val="5"/>
+    </w:lvlOverride>
+    <w:lvlOverride w:ilvl="1">
+      <w:startOverride w:val="5"/>
+    </w:lvlOverride>
+    <w:lvlOverride w:ilvl="2">
+      <w:startOverride w:val="5"/>
+    </w:lvlOverride>
+    <w:lvlOverride w:ilvl="3">
+      <w:startOverride w:val="5"/>
+    </w:lvlOverride>
+    <w:lvlOverride w:ilvl="4">
+      <w:startOverride w:val="5"/>
+    </w:lvlOverride>
+    <w:lvlOverride w:ilvl="5">
+      <w:startOverride w:val="5"/>
+    </w:lvlOverride>
+    <w:lvlOverride w:ilvl="6">
+      <w:startOverride w:val="5"/>
+    </w:lvlOverride>
+    <w:lvlOverride w:ilvl="7">
+      <w:startOverride w:val="5"/>
+    </w:lvlOverride>
+    <w:lvlOverride w:ilvl="8">
+      <w:startOverride w:val="5"/>
+    </w:lvlOverride>
+  </w:num>
+  <w:num w:numId="1004">
+    <w:abstractNumId w:val="991"/>
+  </w:num>
+  <w:num w:numId="1005">
     <w:abstractNumId w:val="991"/>
   </w:num>
 </w:numbering>

--- a/dist/HO_SO_NOP/02_TOM_TAT/TOM_TAT_LUAN_AN_vi.docx
+++ b/dist/HO_SO_NOP/02_TOM_TAT/TOM_TAT_LUAN_AN_vi.docx
@@ -1387,7 +1387,7 @@
         </m:r>
       </m:oMath>
       <w:r>
-        <w:t xml:space="preserve">), cho thấy ở cấp văn liệu điều tiết thể chế trực tiếp là yếu — tính ngữ cảnh thể chế được xác lập robust ở cấp doanh nghiệp qua tương tác có điều kiện (xem phân tích đa quốc gia). Phân tích sai lệch xuất bản qua Begg-Mazumdar có ý nghĩa (</w:t>
+        <w:t xml:space="preserve">), cho thấy ở cấp văn liệu điều tiết thể chế trực tiếp là yếu — tính ngữ cảnh thể chế được xác lập vững chắc ở cấp doanh nghiệp qua tương tác có điều kiện (xem phân tích đa quốc gia). Phân tích sai lệch xuất bản qua Begg-Mazumdar có ý nghĩa (</w:t>
       </w:r>
       <m:oMath>
         <m:r>
@@ -1802,7 +1802,7 @@
         </m:r>
       </m:oMath>
       <w:r>
-        <w:t xml:space="preserve">) cho thấy chế độ thể chế chi phối độ cong (concavity / biên độ) của hình chữ U ngược chứ không phải một gradient điểm uốn đơn điệu: độ cong sâu dần khi chất lượng thể chế suy giảm, làm hình phạt sau đỉnh gay gắt hơn ở các chế độ thể chế yếu (cận biên, đảo nhỏ) và phẳng dần về gần tuyến tính ở các chế độ tiên tiến. Điểm uốn theo nhóm là không đồng nhất (khoảng 16–50% FSTS), cụm quanh ~40% và không dịch chuyển đơn điệu. Kết quả tương tác có điều kiện này</w:t>
+        <w:t xml:space="preserve">) cho thấy chế độ thể chế chi phối độ cong (concavity / biên độ) của hình chữ U ngược chứ không phải một dải biến thiên điểm uốn đơn điệu: độ cong sâu dần khi chất lượng thể chế suy giảm, làm hình phạt sau đỉnh gay gắt hơn ở các chế độ thể chế yếu (cận biên, đảo nhỏ) và phẳng dần về gần tuyến tính ở các chế độ tiên tiến. Điểm uốn theo nhóm là không đồng nhất (khoảng 16–50% FSTS), cụm quanh ~40% và không dịch chuyển đơn điệu. Kết quả tương tác có điều kiện này</w:t>
       </w:r>
       <w:r>
         <w:t xml:space="preserve"> </w:t>
@@ -1818,7 +1818,7 @@
         <w:t xml:space="preserve"> </w:t>
       </w:r>
       <w:r>
-        <w:t xml:space="preserve">cho phân tích tổng hợp: trong khi omnibus ICRV ở cấp văn liệu không bền vững (bỏ ô Frontier → không có ý nghĩa), đặc tả tương tác ở cấp doanh nghiệp làm lộ ra vai trò điều tiết robust của chế độ thể chế mà việc gộp chủ hiệu ứng phân nhóm không phát hiện được. Về năng lực doanh nghiệp, TCI dương và có ý nghĩa trên toàn mẫu (hiệu ứng chính nâng năng suất khoảng 41% trên mỗi đơn vị độ lệch chuẩn), nhưng hai tương tác FSTS×TCI và FSTS²×TCI không đạt ý nghĩa, nên H2 chỉ được xác nhận một phần. DAI cho khuôn mẫu giàu sắc thái hơn: hiệu ứng trực tiếp dương (</w:t>
+        <w:t xml:space="preserve">cho phân tích tổng hợp: trong khi omnibus ICRV ở cấp văn liệu không bền vững (bỏ ô Frontier → không có ý nghĩa), đặc tả tương tác ở cấp doanh nghiệp làm lộ ra vai trò điều tiết vững chắc của chế độ thể chế mà việc gộp chủ hiệu ứng phân nhóm không phát hiện được. Về năng lực doanh nghiệp, TCI dương và có ý nghĩa trên toàn mẫu (hiệu ứng chính nâng năng suất khoảng 41% trên mỗi đơn vị độ lệch chuẩn), nhưng hai tương tác FSTS×TCI và FSTS²×TCI không đạt ý nghĩa, nên H2 chỉ được xác nhận một phần. DAI cho khuôn mẫu giàu sắc thái hơn: hiệu ứng trực tiếp dương (</w:t>
       </w:r>
       <m:oMath>
         <m:acc>
@@ -6261,7 +6261,7 @@
         <w:pStyle w:val="FirstParagraph"/>
       </w:pPr>
       <w:r>
-        <w:t xml:space="preserve">Về lý thuyết, luận án đóng góp vào ba dòng nghiên cứu. Với dòng phân tích tổng hợp về quan hệ I-P, luận án phân tách cấu trúc dị biệt và cho thấy điều tiết thể chế trực tiếp ở cấp văn liệu là yếu/không bền vững, trong khi vai trò điều tiết của ICRV chỉ bộc lộ robust ở cấp doanh nghiệp qua tương tác có điều kiện. Với dòng nghiên cứu về năng lực số, luận án làm rõ rằng DAI là nguồn lực tình huống chứ không phải năng lực nền tảng. Và với dòng nghiên cứu về quốc tế hóa và các nền kinh tế đảo nhỏ, luận án đặt tên cùng cung cấp bằng chứng đầu tiên cho FIP.</w:t>
+        <w:t xml:space="preserve">Về lý thuyết, luận án đóng góp vào ba dòng nghiên cứu. Với dòng phân tích tổng hợp về quan hệ I-P, luận án phân tách cấu trúc dị biệt và cho thấy điều tiết thể chế trực tiếp ở cấp văn liệu là yếu/không bền vững, trong khi vai trò điều tiết của ICRV chỉ bộc lộ vững chắc ở cấp doanh nghiệp qua tương tác có điều kiện. Với dòng nghiên cứu về năng lực số, luận án làm rõ rằng DAI là nguồn lực tình huống chứ không phải năng lực nền tảng. Và với dòng nghiên cứu về quốc tế hóa và các nền kinh tế đảo nhỏ, luận án đặt tên cùng cung cấp bằng chứng đầu tiên cho FIP.</w:t>
       </w:r>
     </w:p>
     <w:p>
